--- a/1/docs/Крос-платформне програмування [Лб1].docx
+++ b/1/docs/Крос-платформне програмування [Лб1].docx
@@ -420,7 +420,15 @@
           <w:sz w:val="28"/>
           <w:szCs w:val="28"/>
         </w:rPr>
-        <w:t>доцент кафедри</w:t>
+        <w:t>старший викладач</w:t>
+      </w:r>
+      <w:r>
+        <w:rPr>
+          <w:rFonts w:ascii="Times New Roman" w:eastAsia="Times New Roman" w:hAnsi="Times New Roman" w:cs="Times New Roman"/>
+          <w:sz w:val="28"/>
+          <w:szCs w:val="28"/>
+        </w:rPr>
+        <w:t xml:space="preserve"> кафедри</w:t>
       </w:r>
       <w:r>
         <w:rPr>
@@ -453,7 +461,7 @@
           <w:sz w:val="28"/>
           <w:szCs w:val="28"/>
         </w:rPr>
-        <w:t>Істоміна</w:t>
+        <w:t>Бельська</w:t>
       </w:r>
       <w:r>
         <w:rPr>
@@ -469,7 +477,7 @@
           <w:sz w:val="28"/>
           <w:szCs w:val="28"/>
         </w:rPr>
-        <w:t>Н</w:t>
+        <w:t>В</w:t>
       </w:r>
       <w:r>
         <w:rPr>
@@ -485,7 +493,7 @@
           <w:sz w:val="28"/>
           <w:szCs w:val="28"/>
         </w:rPr>
-        <w:t>М</w:t>
+        <w:t>Ю</w:t>
       </w:r>
       <w:r>
         <w:rPr>
@@ -11567,7 +11575,7 @@
           <w:color w:val="CCCCCC"/>
           <w:sz w:val="21"/>
           <w:szCs w:val="21"/>
-          <w:lang w:val="ru-RU"/>
+          <w:lang w:val="en-US"/>
         </w:rPr>
       </w:pPr>
       <w:r>
@@ -11580,16 +11588,186 @@
         </w:rPr>
         <w:t xml:space="preserve">            </w:t>
       </w:r>
+      <w:r>
+        <w:rPr>
+          <w:rFonts w:ascii="Consolas" w:eastAsia="Times New Roman" w:hAnsi="Consolas" w:cs="Times New Roman"/>
+          <w:color w:val="C586C0"/>
+          <w:sz w:val="21"/>
+          <w:szCs w:val="21"/>
+          <w:lang w:val="en-US"/>
+        </w:rPr>
+        <w:t>for</w:t>
+      </w:r>
+      <w:r>
+        <w:rPr>
+          <w:rFonts w:ascii="Consolas" w:eastAsia="Times New Roman" w:hAnsi="Consolas" w:cs="Times New Roman"/>
+          <w:color w:val="CCCCCC"/>
+          <w:sz w:val="21"/>
+          <w:szCs w:val="21"/>
+          <w:lang w:val="en-US"/>
+        </w:rPr>
+        <w:t xml:space="preserve"> (</w:t>
+      </w:r>
+      <w:r>
+        <w:rPr>
+          <w:rFonts w:ascii="Consolas" w:eastAsia="Times New Roman" w:hAnsi="Consolas" w:cs="Times New Roman"/>
+          <w:color w:val="4EC9B0"/>
+          <w:sz w:val="21"/>
+          <w:szCs w:val="21"/>
+          <w:lang w:val="en-US"/>
+        </w:rPr>
+        <w:t>int</w:t>
+      </w:r>
+      <w:r>
+        <w:rPr>
+          <w:rFonts w:ascii="Consolas" w:eastAsia="Times New Roman" w:hAnsi="Consolas" w:cs="Times New Roman"/>
+          <w:color w:val="CCCCCC"/>
+          <w:sz w:val="21"/>
+          <w:szCs w:val="21"/>
+          <w:lang w:val="en-US"/>
+        </w:rPr>
+        <w:t xml:space="preserve"> </w:t>
+      </w:r>
+      <w:r>
+        <w:rPr>
+          <w:rFonts w:ascii="Consolas" w:eastAsia="Times New Roman" w:hAnsi="Consolas" w:cs="Times New Roman"/>
+          <w:color w:val="9CDCFE"/>
+          <w:sz w:val="21"/>
+          <w:szCs w:val="21"/>
+          <w:lang w:val="en-US"/>
+        </w:rPr>
+        <w:t>j</w:t>
+      </w:r>
+      <w:r>
+        <w:rPr>
+          <w:rFonts w:ascii="Consolas" w:eastAsia="Times New Roman" w:hAnsi="Consolas" w:cs="Times New Roman"/>
+          <w:color w:val="CCCCCC"/>
+          <w:sz w:val="21"/>
+          <w:szCs w:val="21"/>
+          <w:lang w:val="en-US"/>
+        </w:rPr>
+        <w:t xml:space="preserve"> </w:t>
+      </w:r>
+      <w:r>
+        <w:rPr>
+          <w:rFonts w:ascii="Consolas" w:eastAsia="Times New Roman" w:hAnsi="Consolas" w:cs="Times New Roman"/>
+          <w:color w:val="D4D4D4"/>
+          <w:sz w:val="21"/>
+          <w:szCs w:val="21"/>
+          <w:lang w:val="en-US"/>
+        </w:rPr>
+        <w:t>=</w:t>
+      </w:r>
+      <w:r>
+        <w:rPr>
+          <w:rFonts w:ascii="Consolas" w:eastAsia="Times New Roman" w:hAnsi="Consolas" w:cs="Times New Roman"/>
+          <w:color w:val="CCCCCC"/>
+          <w:sz w:val="21"/>
+          <w:szCs w:val="21"/>
+          <w:lang w:val="en-US"/>
+        </w:rPr>
+        <w:t xml:space="preserve"> </w:t>
+      </w:r>
+      <w:r>
+        <w:rPr>
+          <w:rFonts w:ascii="Consolas" w:eastAsia="Times New Roman" w:hAnsi="Consolas" w:cs="Times New Roman"/>
+          <w:color w:val="B5CEA8"/>
+          <w:sz w:val="21"/>
+          <w:szCs w:val="21"/>
+          <w:lang w:val="en-US"/>
+        </w:rPr>
+        <w:t>1</w:t>
+      </w:r>
+      <w:r>
+        <w:rPr>
+          <w:rFonts w:ascii="Consolas" w:eastAsia="Times New Roman" w:hAnsi="Consolas" w:cs="Times New Roman"/>
+          <w:color w:val="CCCCCC"/>
+          <w:sz w:val="21"/>
+          <w:szCs w:val="21"/>
+          <w:lang w:val="en-US"/>
+        </w:rPr>
+        <w:t xml:space="preserve">; </w:t>
+      </w:r>
+      <w:r>
+        <w:rPr>
+          <w:rFonts w:ascii="Consolas" w:eastAsia="Times New Roman" w:hAnsi="Consolas" w:cs="Times New Roman"/>
+          <w:color w:val="9CDCFE"/>
+          <w:sz w:val="21"/>
+          <w:szCs w:val="21"/>
+          <w:lang w:val="en-US"/>
+        </w:rPr>
+        <w:t>j</w:t>
+      </w:r>
+      <w:r>
+        <w:rPr>
+          <w:rFonts w:ascii="Consolas" w:eastAsia="Times New Roman" w:hAnsi="Consolas" w:cs="Times New Roman"/>
+          <w:color w:val="CCCCCC"/>
+          <w:sz w:val="21"/>
+          <w:szCs w:val="21"/>
+          <w:lang w:val="en-US"/>
+        </w:rPr>
+        <w:t xml:space="preserve"> </w:t>
+      </w:r>
+      <w:r>
+        <w:rPr>
+          <w:rFonts w:ascii="Consolas" w:eastAsia="Times New Roman" w:hAnsi="Consolas" w:cs="Times New Roman"/>
+          <w:color w:val="D4D4D4"/>
+          <w:sz w:val="21"/>
+          <w:szCs w:val="21"/>
+          <w:lang w:val="en-US"/>
+        </w:rPr>
+        <w:t>&lt;</w:t>
+      </w:r>
+      <w:r>
+        <w:rPr>
+          <w:rFonts w:ascii="Consolas" w:eastAsia="Times New Roman" w:hAnsi="Consolas" w:cs="Times New Roman"/>
+          <w:color w:val="CCCCCC"/>
+          <w:sz w:val="21"/>
+          <w:szCs w:val="21"/>
+          <w:lang w:val="en-US"/>
+        </w:rPr>
+        <w:t xml:space="preserve"> </w:t>
+      </w:r>
+      <w:r>
+        <w:rPr>
+          <w:rFonts w:ascii="Consolas" w:eastAsia="Times New Roman" w:hAnsi="Consolas" w:cs="Times New Roman"/>
+          <w:color w:val="B5CEA8"/>
+          <w:sz w:val="21"/>
+          <w:szCs w:val="21"/>
+          <w:lang w:val="en-US"/>
+        </w:rPr>
+        <w:t>4</w:t>
+      </w:r>
+      <w:r>
+        <w:rPr>
+          <w:rFonts w:ascii="Consolas" w:eastAsia="Times New Roman" w:hAnsi="Consolas" w:cs="Times New Roman"/>
+          <w:color w:val="CCCCCC"/>
+          <w:sz w:val="21"/>
+          <w:szCs w:val="21"/>
+          <w:lang w:val="en-US"/>
+        </w:rPr>
+        <w:t xml:space="preserve">; </w:t>
+      </w:r>
       <w:proofErr w:type="spellStart"/>
       <w:r>
         <w:rPr>
           <w:rFonts w:ascii="Consolas" w:eastAsia="Times New Roman" w:hAnsi="Consolas" w:cs="Times New Roman"/>
-          <w:color w:val="C586C0"/>
-          <w:sz w:val="21"/>
-          <w:szCs w:val="21"/>
-          <w:lang w:val="ru-RU"/>
-        </w:rPr>
-        <w:t>for</w:t>
+          <w:color w:val="9CDCFE"/>
+          <w:sz w:val="21"/>
+          <w:szCs w:val="21"/>
+          <w:lang w:val="en-US"/>
+        </w:rPr>
+        <w:t>j</w:t>
+      </w:r>
+      <w:r>
+        <w:rPr>
+          <w:rFonts w:ascii="Consolas" w:eastAsia="Times New Roman" w:hAnsi="Consolas" w:cs="Times New Roman"/>
+          <w:color w:val="D4D4D4"/>
+          <w:sz w:val="21"/>
+          <w:szCs w:val="21"/>
+          <w:lang w:val="en-US"/>
+        </w:rPr>
+        <w:t>++</w:t>
       </w:r>
       <w:proofErr w:type="spellEnd"/>
       <w:r>
@@ -11598,181 +11776,7 @@
           <w:color w:val="CCCCCC"/>
           <w:sz w:val="21"/>
           <w:szCs w:val="21"/>
-          <w:lang w:val="ru-RU"/>
-        </w:rPr>
-        <w:t xml:space="preserve"> (</w:t>
-      </w:r>
-      <w:proofErr w:type="spellStart"/>
-      <w:r>
-        <w:rPr>
-          <w:rFonts w:ascii="Consolas" w:eastAsia="Times New Roman" w:hAnsi="Consolas" w:cs="Times New Roman"/>
-          <w:color w:val="4EC9B0"/>
-          <w:sz w:val="21"/>
-          <w:szCs w:val="21"/>
-          <w:lang w:val="ru-RU"/>
-        </w:rPr>
-        <w:t>int</w:t>
-      </w:r>
-      <w:proofErr w:type="spellEnd"/>
-      <w:r>
-        <w:rPr>
-          <w:rFonts w:ascii="Consolas" w:eastAsia="Times New Roman" w:hAnsi="Consolas" w:cs="Times New Roman"/>
-          <w:color w:val="CCCCCC"/>
-          <w:sz w:val="21"/>
-          <w:szCs w:val="21"/>
-          <w:lang w:val="ru-RU"/>
-        </w:rPr>
-        <w:t xml:space="preserve"> </w:t>
-      </w:r>
-      <w:r>
-        <w:rPr>
-          <w:rFonts w:ascii="Consolas" w:eastAsia="Times New Roman" w:hAnsi="Consolas" w:cs="Times New Roman"/>
-          <w:color w:val="9CDCFE"/>
-          <w:sz w:val="21"/>
-          <w:szCs w:val="21"/>
-          <w:lang w:val="ru-RU"/>
-        </w:rPr>
-        <w:t>j</w:t>
-      </w:r>
-      <w:r>
-        <w:rPr>
-          <w:rFonts w:ascii="Consolas" w:eastAsia="Times New Roman" w:hAnsi="Consolas" w:cs="Times New Roman"/>
-          <w:color w:val="CCCCCC"/>
-          <w:sz w:val="21"/>
-          <w:szCs w:val="21"/>
-          <w:lang w:val="ru-RU"/>
-        </w:rPr>
-        <w:t xml:space="preserve"> </w:t>
-      </w:r>
-      <w:r>
-        <w:rPr>
-          <w:rFonts w:ascii="Consolas" w:eastAsia="Times New Roman" w:hAnsi="Consolas" w:cs="Times New Roman"/>
-          <w:color w:val="D4D4D4"/>
-          <w:sz w:val="21"/>
-          <w:szCs w:val="21"/>
-          <w:lang w:val="ru-RU"/>
-        </w:rPr>
-        <w:t>=</w:t>
-      </w:r>
-      <w:r>
-        <w:rPr>
-          <w:rFonts w:ascii="Consolas" w:eastAsia="Times New Roman" w:hAnsi="Consolas" w:cs="Times New Roman"/>
-          <w:color w:val="CCCCCC"/>
-          <w:sz w:val="21"/>
-          <w:szCs w:val="21"/>
-          <w:lang w:val="ru-RU"/>
-        </w:rPr>
-        <w:t xml:space="preserve"> </w:t>
-      </w:r>
-      <w:r>
-        <w:rPr>
-          <w:rFonts w:ascii="Consolas" w:eastAsia="Times New Roman" w:hAnsi="Consolas" w:cs="Times New Roman"/>
-          <w:color w:val="B5CEA8"/>
-          <w:sz w:val="21"/>
-          <w:szCs w:val="21"/>
-          <w:lang w:val="ru-RU"/>
-        </w:rPr>
-        <w:t>1</w:t>
-      </w:r>
-      <w:r>
-        <w:rPr>
-          <w:rFonts w:ascii="Consolas" w:eastAsia="Times New Roman" w:hAnsi="Consolas" w:cs="Times New Roman"/>
-          <w:color w:val="CCCCCC"/>
-          <w:sz w:val="21"/>
-          <w:szCs w:val="21"/>
-          <w:lang w:val="ru-RU"/>
-        </w:rPr>
-        <w:t xml:space="preserve">; </w:t>
-      </w:r>
-      <w:r>
-        <w:rPr>
-          <w:rFonts w:ascii="Consolas" w:eastAsia="Times New Roman" w:hAnsi="Consolas" w:cs="Times New Roman"/>
-          <w:color w:val="9CDCFE"/>
-          <w:sz w:val="21"/>
-          <w:szCs w:val="21"/>
-          <w:lang w:val="ru-RU"/>
-        </w:rPr>
-        <w:t>j</w:t>
-      </w:r>
-      <w:r>
-        <w:rPr>
-          <w:rFonts w:ascii="Consolas" w:eastAsia="Times New Roman" w:hAnsi="Consolas" w:cs="Times New Roman"/>
-          <w:color w:val="CCCCCC"/>
-          <w:sz w:val="21"/>
-          <w:szCs w:val="21"/>
-          <w:lang w:val="ru-RU"/>
-        </w:rPr>
-        <w:t xml:space="preserve"> </w:t>
-      </w:r>
-      <w:proofErr w:type="gramStart"/>
-      <w:r>
-        <w:rPr>
-          <w:rFonts w:ascii="Consolas" w:eastAsia="Times New Roman" w:hAnsi="Consolas" w:cs="Times New Roman"/>
-          <w:color w:val="D4D4D4"/>
-          <w:sz w:val="21"/>
-          <w:szCs w:val="21"/>
-          <w:lang w:val="ru-RU"/>
-        </w:rPr>
-        <w:t>&lt;</w:t>
-      </w:r>
-      <w:r>
-        <w:rPr>
-          <w:rFonts w:ascii="Consolas" w:eastAsia="Times New Roman" w:hAnsi="Consolas" w:cs="Times New Roman"/>
-          <w:color w:val="CCCCCC"/>
-          <w:sz w:val="21"/>
-          <w:szCs w:val="21"/>
-          <w:lang w:val="ru-RU"/>
-        </w:rPr>
-        <w:t xml:space="preserve"> </w:t>
-      </w:r>
-      <w:r>
-        <w:rPr>
-          <w:rFonts w:ascii="Consolas" w:eastAsia="Times New Roman" w:hAnsi="Consolas" w:cs="Times New Roman"/>
-          <w:color w:val="B5CEA8"/>
-          <w:sz w:val="21"/>
-          <w:szCs w:val="21"/>
-          <w:lang w:val="ru-RU"/>
-        </w:rPr>
-        <w:t>4</w:t>
-      </w:r>
-      <w:proofErr w:type="gramEnd"/>
-      <w:r>
-        <w:rPr>
-          <w:rFonts w:ascii="Consolas" w:eastAsia="Times New Roman" w:hAnsi="Consolas" w:cs="Times New Roman"/>
-          <w:color w:val="CCCCCC"/>
-          <w:sz w:val="21"/>
-          <w:szCs w:val="21"/>
-          <w:lang w:val="ru-RU"/>
-        </w:rPr>
-        <w:t xml:space="preserve">; </w:t>
-      </w:r>
-      <w:r>
-        <w:rPr>
-          <w:rFonts w:ascii="Consolas" w:eastAsia="Times New Roman" w:hAnsi="Consolas" w:cs="Times New Roman"/>
-          <w:color w:val="9CDCFE"/>
-          <w:sz w:val="21"/>
-          <w:szCs w:val="21"/>
-          <w:lang w:val="ru-RU"/>
-        </w:rPr>
-        <w:t>j</w:t>
-      </w:r>
-      <w:r>
-        <w:rPr>
-          <w:rFonts w:ascii="Consolas" w:eastAsia="Times New Roman" w:hAnsi="Consolas" w:cs="Times New Roman"/>
-          <w:color w:val="D4D4D4"/>
-          <w:sz w:val="21"/>
-          <w:szCs w:val="21"/>
-          <w:lang w:val="ru-RU"/>
-        </w:rPr>
-        <w:t>++</w:t>
-      </w:r>
-      <w:r>
-        <w:rPr>
-          <w:rFonts w:ascii="Consolas" w:eastAsia="Times New Roman" w:hAnsi="Consolas" w:cs="Times New Roman"/>
-          <w:color w:val="CCCCCC"/>
-          <w:sz w:val="21"/>
-          <w:szCs w:val="21"/>
-          <w:lang w:val="ru-RU"/>
+          <w:lang w:val="en-US"/>
         </w:rPr>
         <w:t>) {</w:t>
       </w:r>
@@ -11787,30 +11791,30 @@
           <w:color w:val="CCCCCC"/>
           <w:sz w:val="21"/>
           <w:szCs w:val="21"/>
-          <w:lang w:val="ru-RU"/>
-        </w:rPr>
-      </w:pPr>
-    </w:p>
-    <w:p>
-      <w:pPr>
-        <w:shd w:val="clear" w:color="auto" w:fill="1F1F1F"/>
-        <w:spacing w:after="0" w:line="285" w:lineRule="atLeast"/>
-        <w:ind w:left="709"/>
-        <w:rPr>
-          <w:rFonts w:ascii="Consolas" w:eastAsia="Times New Roman" w:hAnsi="Consolas" w:cs="Times New Roman"/>
-          <w:color w:val="CCCCCC"/>
-          <w:sz w:val="21"/>
-          <w:szCs w:val="21"/>
-          <w:lang w:val="en-US"/>
-        </w:rPr>
-      </w:pPr>
-      <w:r>
-        <w:rPr>
-          <w:rFonts w:ascii="Consolas" w:eastAsia="Times New Roman" w:hAnsi="Consolas" w:cs="Times New Roman"/>
-          <w:color w:val="CCCCCC"/>
-          <w:sz w:val="21"/>
-          <w:szCs w:val="21"/>
-          <w:lang w:val="ru-RU"/>
+          <w:lang w:val="en-US"/>
+        </w:rPr>
+      </w:pPr>
+    </w:p>
+    <w:p>
+      <w:pPr>
+        <w:shd w:val="clear" w:color="auto" w:fill="1F1F1F"/>
+        <w:spacing w:after="0" w:line="285" w:lineRule="atLeast"/>
+        <w:ind w:left="709"/>
+        <w:rPr>
+          <w:rFonts w:ascii="Consolas" w:eastAsia="Times New Roman" w:hAnsi="Consolas" w:cs="Times New Roman"/>
+          <w:color w:val="CCCCCC"/>
+          <w:sz w:val="21"/>
+          <w:szCs w:val="21"/>
+          <w:lang w:val="en-US"/>
+        </w:rPr>
+      </w:pPr>
+      <w:r>
+        <w:rPr>
+          <w:rFonts w:ascii="Consolas" w:eastAsia="Times New Roman" w:hAnsi="Consolas" w:cs="Times New Roman"/>
+          <w:color w:val="CCCCCC"/>
+          <w:sz w:val="21"/>
+          <w:szCs w:val="21"/>
+          <w:lang w:val="en-US"/>
         </w:rPr>
         <w:t xml:space="preserve">                </w:t>
       </w:r>
@@ -19513,6 +19517,7 @@
           <w:rFonts w:ascii="Times New Roman" w:hAnsi="Times New Roman" w:cs="Times New Roman"/>
           <w:b/>
           <w:bCs/>
+          <w:noProof/>
           <w:sz w:val="28"/>
           <w:szCs w:val="28"/>
           <w:lang w:val="en-US"/>
